--- a/atelier/quickwin_080.docx
+++ b/atelier/quickwin_080.docx
@@ -441,7 +441,7 @@
           </w:tcPr>
           <w:p>
             <w:r>
-              <w:t xml:space="preserve">Diagnostic #79 fait (on sait combien de branches traînent)</w:t>
+              <w:t xml:space="preserve">Diagnostic fait (on sait combien de branches traînent)</w:t>
             </w:r>
           </w:p>
         </w:tc>
@@ -460,7 +460,7 @@
         <w:spacing w:after="120"/>
       </w:pPr>
       <w:r>
-        <w:t xml:space="preserve">Activer la suppression automatique de la branche source après merge, c’est cocher une case dans les settings GitLab. Il n’y a rien à co-construire, rien à débattre, rien à animer pendant 45 minutes : le geste est trivial et son bénéfice est évident. En faire un atelier complet serait disproportionné. On le traite donc pour ce qu’il est — un réglage rapide à fort effet — et on garde l’énergie d’atelier pour ce qui le mérite vraiment dans H01 : le nettoyage de l’existant (#81) et les conventions de nommage (#83). Ce quick-win coupe le robinet ; les ateliers videront la baignoire.</w:t>
+        <w:t xml:space="preserve">Activer la suppression automatique de la branche source après merge, c’est cocher une case dans les settings GitLab. Il n’y a rien à co-construire, rien à débattre, rien à animer pendant 45 minutes : le geste est trivial et son bénéfice est évident. En faire un atelier complet serait disproportionné. On le traite donc pour ce qu’il est — un réglage rapide à fort effet — et on garde l’énergie d’atelier pour ce qui le mérite vraiment dans H01 : le nettoyage de l’existant et les conventions de nommage. Ce quick-win coupe le robinet ; les ateliers videront la baignoire.</w:t>
       </w:r>
     </w:p>
     <w:p>
@@ -529,7 +529,7 @@
               <w:spacing w:after="60"/>
             </w:pPr>
             <w:r>
-              <w:t xml:space="preserve">Ce quick-win, c’est fermer le robinet : il empêche le niveau de monter encore. Mais la baignoire reste pleine — les branches déjà accumulées ne disparaissent pas. Vider la baignoire, c’est le nettoyage one-shot de l’atelier #81. Les deux sont nécessaires : sans fermer le robinet, on revide sans fin ; sans vider, on garde le désordre actuel. On commence par le robinet parce que c’est immédiat et que ça arrête l’aggravation.</w:t>
+              <w:t xml:space="preserve">Ce quick-win, c’est fermer le robinet : il empêche le niveau de monter encore. Mais la baignoire reste pleine — les branches déjà accumulées ne disparaissent pas. Vider la baignoire, c’est le nettoyage one-shot de l’atelier. Les deux sont nécessaires : sans fermer le robinet, on revide sans fin ; sans vider, on garde le désordre actuel. On commence par le robinet parce que c’est immédiat et que ça arrête l’aggravation.</w:t>
             </w:r>
           </w:p>
         </w:tc>
@@ -601,47 +601,47 @@
                 <w:sz w:val="18"/>
                 <w:szCs w:val="18"/>
               </w:rPr>
-              <w:t xml:space="preserve">  Settings &gt; Merge requests</w:t>
-            </w:r>
-          </w:p>
-          <w:p>
-            <w:r>
-              <w:rPr>
-                <w:rFonts w:ascii="Consolas" w:cs="Consolas" w:eastAsia="Consolas" w:hAnsi="Consolas"/>
-                <w:sz w:val="18"/>
-                <w:szCs w:val="18"/>
-              </w:rPr>
-              <w:t xml:space="preserve">    &gt; section 'Merge options'</w:t>
-            </w:r>
-          </w:p>
-          <w:p>
-            <w:r>
-              <w:rPr>
-                <w:rFonts w:ascii="Consolas" w:cs="Consolas" w:eastAsia="Consolas" w:hAnsi="Consolas"/>
-                <w:sz w:val="18"/>
-                <w:szCs w:val="18"/>
-              </w:rPr>
-              <w:t xml:space="preserve">    &gt; cocher : 'Enable "Delete source branch" option by default'</w:t>
-            </w:r>
-          </w:p>
-          <w:p>
-            <w:r>
-              <w:rPr>
-                <w:rFonts w:ascii="Consolas" w:cs="Consolas" w:eastAsia="Consolas" w:hAnsi="Consolas"/>
-                <w:sz w:val="18"/>
-                <w:szCs w:val="18"/>
-              </w:rPr>
-              <w:t xml:space="preserve">  -&gt; toute nouvelle MR aura la case 'supprimer la branche</w:t>
-            </w:r>
-          </w:p>
-          <w:p>
-            <w:r>
-              <w:rPr>
-                <w:rFonts w:ascii="Consolas" w:cs="Consolas" w:eastAsia="Consolas" w:hAnsi="Consolas"/>
-                <w:sz w:val="18"/>
-                <w:szCs w:val="18"/>
-              </w:rPr>
-              <w:t xml:space="preserve">     source' déjà cochée.</w:t>
+              <w:t xml:space="preserve"> Settings &gt; Merge requests</w:t>
+            </w:r>
+          </w:p>
+          <w:p>
+            <w:r>
+              <w:rPr>
+                <w:rFonts w:ascii="Consolas" w:cs="Consolas" w:eastAsia="Consolas" w:hAnsi="Consolas"/>
+                <w:sz w:val="18"/>
+                <w:szCs w:val="18"/>
+              </w:rPr>
+              <w:t xml:space="preserve"> &gt; section 'Merge options'</w:t>
+            </w:r>
+          </w:p>
+          <w:p>
+            <w:r>
+              <w:rPr>
+                <w:rFonts w:ascii="Consolas" w:cs="Consolas" w:eastAsia="Consolas" w:hAnsi="Consolas"/>
+                <w:sz w:val="18"/>
+                <w:szCs w:val="18"/>
+              </w:rPr>
+              <w:t xml:space="preserve"> &gt; cocher : 'Enable "Delete source branch" option by default'</w:t>
+            </w:r>
+          </w:p>
+          <w:p>
+            <w:r>
+              <w:rPr>
+                <w:rFonts w:ascii="Consolas" w:cs="Consolas" w:eastAsia="Consolas" w:hAnsi="Consolas"/>
+                <w:sz w:val="18"/>
+                <w:szCs w:val="18"/>
+              </w:rPr>
+              <w:t xml:space="preserve"> -&gt; toute nouvelle MR aura la case 'supprimer la branche</w:t>
+            </w:r>
+          </w:p>
+          <w:p>
+            <w:r>
+              <w:rPr>
+                <w:rFonts w:ascii="Consolas" w:cs="Consolas" w:eastAsia="Consolas" w:hAnsi="Consolas"/>
+                <w:sz w:val="18"/>
+                <w:szCs w:val="18"/>
+              </w:rPr>
+              <w:t xml:space="preserve"> source' déjà cochée.</w:t>
             </w:r>
           </w:p>
           <w:p>
@@ -671,27 +671,27 @@
                 <w:sz w:val="18"/>
                 <w:szCs w:val="18"/>
               </w:rPr>
-              <w:t xml:space="preserve">  Sur chaque MR, la case 'Delete source branch' reste</w:t>
-            </w:r>
-          </w:p>
-          <w:p>
-            <w:r>
-              <w:rPr>
-                <w:rFonts w:ascii="Consolas" w:cs="Consolas" w:eastAsia="Consolas" w:hAnsi="Consolas"/>
-                <w:sz w:val="18"/>
-                <w:szCs w:val="18"/>
-              </w:rPr>
-              <w:t xml:space="preserve">  visible et cochée par défaut grâce au réglage ci-dessus.</w:t>
-            </w:r>
-          </w:p>
-          <w:p>
-            <w:r>
-              <w:rPr>
-                <w:rFonts w:ascii="Consolas" w:cs="Consolas" w:eastAsia="Consolas" w:hAnsi="Consolas"/>
-                <w:sz w:val="18"/>
-                <w:szCs w:val="18"/>
-              </w:rPr>
-              <w:t xml:space="preserve">  La squad la laisse cochée -&gt; branche supprimée au merge.</w:t>
+              <w:t xml:space="preserve"> Sur chaque MR, la case 'Delete source branch' reste</w:t>
+            </w:r>
+          </w:p>
+          <w:p>
+            <w:r>
+              <w:rPr>
+                <w:rFonts w:ascii="Consolas" w:cs="Consolas" w:eastAsia="Consolas" w:hAnsi="Consolas"/>
+                <w:sz w:val="18"/>
+                <w:szCs w:val="18"/>
+              </w:rPr>
+              <w:t xml:space="preserve"> visible et cochée par défaut grâce au réglage ci-dessus.</w:t>
+            </w:r>
+          </w:p>
+          <w:p>
+            <w:r>
+              <w:rPr>
+                <w:rFonts w:ascii="Consolas" w:cs="Consolas" w:eastAsia="Consolas" w:hAnsi="Consolas"/>
+                <w:sz w:val="18"/>
+                <w:szCs w:val="18"/>
+              </w:rPr>
+              <w:t xml:space="preserve"> La squad la laisse cochée -&gt; branche supprimée au merge.</w:t>
             </w:r>
           </w:p>
           <w:p>
@@ -721,27 +721,27 @@
                 <w:sz w:val="18"/>
                 <w:szCs w:val="18"/>
               </w:rPr>
-              <w:t xml:space="preserve">  Settings &gt; Repository &gt; 'Branch defaults'</w:t>
-            </w:r>
-          </w:p>
-          <w:p>
-            <w:r>
-              <w:rPr>
-                <w:rFonts w:ascii="Consolas" w:cs="Consolas" w:eastAsia="Consolas" w:hAnsi="Consolas"/>
-                <w:sz w:val="18"/>
-                <w:szCs w:val="18"/>
-              </w:rPr>
-              <w:t xml:space="preserve">    -&gt; conventions et protections : traitées en #83 / #90,</w:t>
-            </w:r>
-          </w:p>
-          <w:p>
-            <w:r>
-              <w:rPr>
-                <w:rFonts w:ascii="Consolas" w:cs="Consolas" w:eastAsia="Consolas" w:hAnsi="Consolas"/>
-                <w:sz w:val="18"/>
-                <w:szCs w:val="18"/>
-              </w:rPr>
-              <w:t xml:space="preserve">       pas ici. Ce quick-win se limite au delete-after-merge.</w:t>
+              <w:t xml:space="preserve"> Settings &gt; Repository &gt; 'Branch defaults'</w:t>
+            </w:r>
+          </w:p>
+          <w:p>
+            <w:r>
+              <w:rPr>
+                <w:rFonts w:ascii="Consolas" w:cs="Consolas" w:eastAsia="Consolas" w:hAnsi="Consolas"/>
+                <w:sz w:val="18"/>
+                <w:szCs w:val="18"/>
+              </w:rPr>
+              <w:t xml:space="preserve"> -&gt; conventions et protections : traitées en /,</w:t>
+            </w:r>
+          </w:p>
+          <w:p>
+            <w:r>
+              <w:rPr>
+                <w:rFonts w:ascii="Consolas" w:cs="Consolas" w:eastAsia="Consolas" w:hAnsi="Consolas"/>
+                <w:sz w:val="18"/>
+                <w:szCs w:val="18"/>
+              </w:rPr>
+              <w:t xml:space="preserve"> pas ici. Ce quick-win se limite au delete-after-merge.</w:t>
             </w:r>
           </w:p>
         </w:tc>
@@ -846,7 +846,7 @@
         <w:spacing w:after="80"/>
       </w:pPr>
       <w:r>
-        <w:t xml:space="preserve">La distinction posée auprès de la squad : ce réglage empêche les NOUVELLES branches stale, mais ne nettoie pas l’existant (→ #81).</w:t>
+        <w:t xml:space="preserve">La distinction posée auprès de la squad : ce réglage empêche les NOUVELLES branches stale, mais ne nettoie pas l’existant (→).</w:t>
       </w:r>
     </w:p>
     <w:p>
@@ -862,7 +862,7 @@
         <w:spacing w:after="120"/>
       </w:pPr>
       <w:r>
-        <w:t xml:space="preserve">Ce quick-win est la première marche de H01 — la plus rapide. Il ferme le robinet. Les ateliers d’action de la question prennent le relais : #81 (nettoyage one-shot de l’existant — vider la baignoire), #82 (nettoyer les branches sans commit depuis 30 jours et plus), #83 (conventions de nommage pour repérer vite les branches à nettoyer), #84 (job hebdomadaire qui liste les branches stale et notifie les auteurs — la surveillance automatique). Ce réglage rend tous les suivants moins lourds, puisqu’il tarit la source du problème.</w:t>
+        <w:t xml:space="preserve">Ce quick-win est la première marche de H01 — la plus rapide. Il ferme le robinet. Les ateliers d’action de la question prennent le relais : (nettoyage one-shot de l’existant — vider la baignoire), (nettoyer les branches sans commit depuis 30 jours et plus), (conventions de nommage pour repérer vite les branches à nettoyer), (job hebdomadaire qui liste les branches stale et notifie les auteurs — la surveillance automatique). Ce réglage rend tous les suivants moins lourds, puisqu’il tarit la source du problème.</w:t>
       </w:r>
     </w:p>
     <w:p>
@@ -878,7 +878,7 @@
         <w:spacing w:after="120"/>
       </w:pPr>
       <w:r>
-        <w:t xml:space="preserve">La suppression automatique de la branche source après merge est activée et vérifiée sur le repo : à partir de maintenant, une branche fusionnée disparaît d’elle-même, et le stock de branches stale cesse de grossir du fait des merges. La squad a bien compris que ce geste protège l’avenir sans nettoyer le passé — le nettoyage de l’existant viendra à l’atelier #81. Pour un clic et deux minutes de vérification, le robinet est fermé : la première marche de l’hygiène des branches est posée, et elle rend tout le reste de H01 plus léger.</w:t>
+        <w:t xml:space="preserve">La suppression automatique de la branche source après merge est activée et vérifiée sur le repo : à partir de maintenant, une branche fusionnée disparaît d’elle-même, et le stock de branches stale cesse de grossir du fait des merges. La squad a bien compris que ce geste protège l’avenir sans nettoyer le passé — le nettoyage de l’existant viendra à l’atelier. Pour un clic et deux minutes de vérification, le robinet est fermé : la première marche de l’hygiène des branches est posée, et elle rend tout le reste de H01 plus léger.</w:t>
       </w:r>
     </w:p>
     <w:sectPr>
